--- a/teaching/2026springcy5770/hw/hw13.docx
+++ b/teaching/2026springcy5770/hw/hw13.docx
@@ -223,17 +223,17 @@
       <w:r>
         <w:rPr>
           <w:rFonts w:eastAsia="AR PL SungtiL GB" w:cs="Lohit Devanagari" w:ascii="Linux Libertine Display O" w:hAnsi="Linux Libertine Display O"/>
-          <w:b w:val="false"/>
-          <w:bCs w:val="false"/>
-          <w:i w:val="false"/>
-          <w:caps w:val="false"/>
-          <w:smallCaps w:val="false"/>
-          <w:strike w:val="false"/>
-          <w:dstrike w:val="false"/>
-          <w:color w:val="000000"/>
-          <w:kern w:val="2"/>
-          <w:sz w:val="22"/>
-          <w:szCs w:val="22"/>
+          <w:b/>
+          <w:bCs w:val="false"/>
+          <w:i w:val="false"/>
+          <w:caps w:val="false"/>
+          <w:smallCaps w:val="false"/>
+          <w:strike w:val="false"/>
+          <w:dstrike w:val="false"/>
+          <w:color w:val="000000"/>
+          <w:kern w:val="2"/>
+          <w:sz w:val="30"/>
+          <w:szCs w:val="30"/>
           <w:u w:val="none"/>
           <w:effect w:val="none"/>
           <w:lang w:val="en-US" w:eastAsia="zh-CN" w:bidi="hi-IN"/>
@@ -291,47 +291,7 @@
           <w:effect w:val="none"/>
           <w:lang w:val="en-US" w:eastAsia="zh-CN" w:bidi="hi-IN"/>
         </w:rPr>
-        <w:t>[</w:t>
-      </w:r>
-      <w:r>
-        <w:rPr>
-          <w:rFonts w:eastAsia="AR PL SungtiL GB" w:cs="Lohit Devanagari" w:ascii="Linux Libertine Display O" w:hAnsi="Linux Libertine Display O"/>
-          <w:b w:val="false"/>
-          <w:bCs w:val="false"/>
-          <w:i w:val="false"/>
-          <w:caps w:val="false"/>
-          <w:smallCaps w:val="false"/>
-          <w:strike w:val="false"/>
-          <w:dstrike w:val="false"/>
-          <w:color w:val="000000"/>
-          <w:kern w:val="2"/>
-          <w:sz w:val="22"/>
-          <w:szCs w:val="22"/>
-          <w:u w:val="none"/>
-          <w:effect w:val="none"/>
-          <w:lang w:val="en-US" w:eastAsia="zh-CN" w:bidi="hi-IN"/>
-        </w:rPr>
-        <w:t>4</w:t>
-      </w:r>
-      <w:r>
-        <w:rPr>
-          <w:rFonts w:eastAsia="AR PL SungtiL GB" w:cs="Lohit Devanagari" w:ascii="Linux Libertine Display O" w:hAnsi="Linux Libertine Display O"/>
-          <w:b w:val="false"/>
-          <w:bCs w:val="false"/>
-          <w:i w:val="false"/>
-          <w:caps w:val="false"/>
-          <w:smallCaps w:val="false"/>
-          <w:strike w:val="false"/>
-          <w:dstrike w:val="false"/>
-          <w:color w:val="000000"/>
-          <w:kern w:val="2"/>
-          <w:sz w:val="22"/>
-          <w:szCs w:val="22"/>
-          <w:u w:val="none"/>
-          <w:effect w:val="none"/>
-          <w:lang w:val="en-US" w:eastAsia="zh-CN" w:bidi="hi-IN"/>
-        </w:rPr>
-        <w:t xml:space="preserve">5 points] Task 3: Use </w:t>
+        <w:t xml:space="preserve">[45 points] Use </w:t>
       </w:r>
       <w:r>
         <w:rPr>
